--- a/cms-models/cms-models-xiangmu/src/main/resources/templates/typeTwo.docx
+++ b/cms-models/cms-models-xiangmu/src/main/resources/templates/typeTwo.docx
@@ -19,45 +19,25 @@
     </w:p>
     <w:p>
       <w:pPr>
-        <w:rPr>
-          <w:rFonts w:ascii="黑体" w:eastAsia="黑体" w:hAnsi="黑体" w:hint="eastAsia"/>
-          <w:sz w:val="32"/>
+        <w:spacing w:before="312" w:after="312"/>
+        <w:jc w:val="center"/>
+        <w:rPr>
+          <w:rFonts w:ascii="方正小标宋简体" w:eastAsia="方正小标宋简体"/>
+          <w:sz w:val="44"/>
+          <w:szCs w:val="44"/>
         </w:rPr>
       </w:pPr>
+      <w:r>
+        <w:rPr>
+          <w:rFonts w:ascii="方正小标宋简体" w:eastAsia="方正小标宋简体" w:hint="eastAsia"/>
+          <w:sz w:val="44"/>
+          <w:szCs w:val="44"/>
+        </w:rPr>
+        <w:t>大学生创新训练项目申请书</w:t>
+      </w:r>
     </w:p>
     <w:p>
       <w:pPr>
-        <w:spacing w:before="312" w:after="312"/>
-        <w:jc w:val="center"/>
-        <w:rPr>
-          <w:rFonts w:ascii="方正小标宋简体" w:eastAsia="方正小标宋简体"/>
-          <w:sz w:val="44"/>
-          <w:szCs w:val="44"/>
-        </w:rPr>
-      </w:pPr>
-      <w:r>
-        <w:rPr>
-          <w:rFonts w:ascii="方正小标宋简体" w:eastAsia="方正小标宋简体" w:hint="eastAsia"/>
-          <w:sz w:val="44"/>
-          <w:szCs w:val="44"/>
-        </w:rPr>
-        <w:t>大学生创业训练项目申请书</w:t>
-      </w:r>
-    </w:p>
-    <w:p>
-      <w:pPr>
-        <w:spacing w:line="620" w:lineRule="exact"/>
-        <w:jc w:val="center"/>
-        <w:rPr>
-          <w:rFonts w:ascii="宋体"/>
-          <w:color w:val="000000"/>
-          <w:sz w:val="44"/>
-        </w:rPr>
-      </w:pPr>
-    </w:p>
-    <w:p>
-      <w:pPr>
-        <w:ind w:firstLineChars="200" w:firstLine="580"/>
         <w:rPr>
           <w:rFonts w:ascii="宋体"/>
           <w:color w:val="000000"/>
@@ -76,7 +56,7 @@
           <w:u w:val="single"/>
         </w:rPr>
       </w:pPr>
-      <w:bookmarkStart w:id="0" w:name="_Hlk190126062"/>
+      <w:bookmarkStart w:id="0" w:name="_Hlk196246630"/>
       <w:r>
         <w:rPr>
           <w:rFonts w:ascii="黑体" w:eastAsia="黑体" w:hAnsi="宋体" w:hint="eastAsia"/>
@@ -92,7 +72,25 @@
           <w:sz w:val="30"/>
           <w:u w:val="single"/>
         </w:rPr>
-        <w:t xml:space="preserve">                                    </w:t>
+        <w:t xml:space="preserve">                               </w:t>
+      </w:r>
+      <w:r>
+        <w:rPr>
+          <w:rFonts w:ascii="黑体" w:eastAsia="黑体" w:hAnsi="宋体" w:hint="eastAsia"/>
+          <w:color w:val="000000"/>
+          <w:sz w:val="30"/>
+          <w:u w:val="single"/>
+        </w:rPr>
+        <w:t xml:space="preserve">       </w:t>
+      </w:r>
+      <w:r>
+        <w:rPr>
+          <w:rFonts w:ascii="黑体" w:eastAsia="黑体" w:hAnsi="宋体"/>
+          <w:color w:val="000000"/>
+          <w:sz w:val="30"/>
+          <w:u w:val="single"/>
+        </w:rPr>
+        <w:t xml:space="preserve">     </w:t>
       </w:r>
     </w:p>
     <w:p>
@@ -130,7 +128,7 @@
           <w:sz w:val="30"/>
           <w:u w:val="single"/>
         </w:rPr>
-        <w:t>{{name}}</w:t>
+        <w:t>{{</w:t>
       </w:r>
       <w:r>
         <w:rPr>
@@ -139,7 +137,43 @@
           <w:sz w:val="30"/>
           <w:u w:val="single"/>
         </w:rPr>
-        <w:t xml:space="preserve">                          </w:t>
+        <w:t>name</w:t>
+      </w:r>
+      <w:r>
+        <w:rPr>
+          <w:rFonts w:ascii="黑体" w:eastAsia="黑体" w:hAnsi="宋体" w:hint="eastAsia"/>
+          <w:color w:val="000000"/>
+          <w:sz w:val="30"/>
+          <w:u w:val="single"/>
+        </w:rPr>
+        <w:t>}}</w:t>
+      </w:r>
+      <w:r>
+        <w:rPr>
+          <w:rFonts w:ascii="黑体" w:eastAsia="黑体" w:hAnsi="宋体"/>
+          <w:color w:val="000000"/>
+          <w:sz w:val="30"/>
+          <w:u w:val="single"/>
+        </w:rPr>
+        <w:t xml:space="preserve">               </w:t>
+      </w:r>
+      <w:r>
+        <w:rPr>
+          <w:rFonts w:ascii="黑体" w:eastAsia="黑体" w:hAnsi="宋体" w:hint="eastAsia"/>
+          <w:color w:val="000000"/>
+          <w:sz w:val="30"/>
+          <w:u w:val="single"/>
+        </w:rPr>
+        <w:t xml:space="preserve">   </w:t>
+      </w:r>
+      <w:r>
+        <w:rPr>
+          <w:rFonts w:ascii="黑体" w:eastAsia="黑体" w:hAnsi="宋体"/>
+          <w:color w:val="000000"/>
+          <w:sz w:val="30"/>
+          <w:u w:val="single"/>
+        </w:rPr>
+        <w:t xml:space="preserve">         </w:t>
       </w:r>
     </w:p>
     <w:p>
@@ -212,7 +246,7 @@
           <w:sz w:val="30"/>
           <w:u w:val="single"/>
         </w:rPr>
-        <w:t xml:space="preserve">             </w:t>
+        <w:t xml:space="preserve">  </w:t>
       </w:r>
     </w:p>
     <w:p>
@@ -295,7 +329,16 @@
           <w:sz w:val="30"/>
           <w:u w:val="single"/>
         </w:rPr>
-        <w:t xml:space="preserve">  </w:t>
+        <w:t xml:space="preserve">       </w:t>
+      </w:r>
+      <w:r>
+        <w:rPr>
+          <w:rFonts w:ascii="黑体" w:eastAsia="黑体" w:hAnsi="宋体" w:hint="eastAsia"/>
+          <w:color w:val="000000"/>
+          <w:sz w:val="30"/>
+          <w:u w:val="single"/>
+        </w:rPr>
+        <w:t xml:space="preserve">     </w:t>
       </w:r>
       <w:r>
         <w:rPr>
@@ -304,7 +347,7 @@
           <w:sz w:val="30"/>
           <w:u w:val="single"/>
         </w:rPr>
-        <w:t xml:space="preserve">                             </w:t>
+        <w:t xml:space="preserve">            </w:t>
       </w:r>
     </w:p>
     <w:p>
@@ -341,7 +384,7 @@
           <w:color w:val="000000"/>
           <w:sz w:val="30"/>
         </w:rPr>
-        <w:t>号</w:t>
+        <w:t xml:space="preserve">号 </w:t>
       </w:r>
       <w:r>
         <w:rPr>
@@ -350,7 +393,7 @@
           <w:sz w:val="30"/>
           <w:u w:val="single"/>
         </w:rPr>
-        <w:t>{{</w:t>
+        <w:t xml:space="preserve"> {{</w:t>
       </w:r>
       <w:r>
         <w:rPr>
@@ -386,87 +429,7 @@
           <w:sz w:val="30"/>
           <w:u w:val="single"/>
         </w:rPr>
-        <w:t>}}</w:t>
-      </w:r>
-      <w:r>
-        <w:rPr>
-          <w:rFonts w:ascii="黑体" w:eastAsia="黑体" w:hAnsi="宋体"/>
-          <w:color w:val="000000"/>
-          <w:sz w:val="30"/>
-          <w:u w:val="single"/>
-        </w:rPr>
-        <w:t xml:space="preserve"> </w:t>
-      </w:r>
-      <w:r>
-        <w:rPr>
-          <w:rFonts w:ascii="黑体" w:eastAsia="黑体" w:hAnsi="宋体" w:hint="eastAsia"/>
-          <w:color w:val="000000"/>
-          <w:sz w:val="30"/>
-        </w:rPr>
-        <w:t>专业班级</w:t>
-      </w:r>
-      <w:r>
-        <w:rPr>
-          <w:rFonts w:ascii="黑体" w:eastAsia="黑体" w:hAnsi="宋体"/>
-          <w:color w:val="000000"/>
-          <w:sz w:val="30"/>
-          <w:u w:val="single"/>
-        </w:rPr>
-        <w:t xml:space="preserve"> </w:t>
-      </w:r>
-      <w:r>
-        <w:rPr>
-          <w:rFonts w:ascii="黑体" w:eastAsia="黑体" w:hAnsi="宋体" w:hint="eastAsia"/>
-          <w:color w:val="000000"/>
-          <w:sz w:val="30"/>
-          <w:u w:val="single"/>
-        </w:rPr>
-        <w:t>{{</w:t>
-      </w:r>
-      <w:r>
-        <w:rPr>
-          <w:rFonts w:ascii="黑体" w:eastAsia="黑体" w:hAnsi="宋体"/>
-          <w:color w:val="000000"/>
-          <w:sz w:val="30"/>
-          <w:u w:val="single"/>
-        </w:rPr>
-        <w:t>professional</w:t>
-      </w:r>
-      <w:r>
-        <w:rPr>
-          <w:rFonts w:ascii="黑体" w:eastAsia="黑体" w:hAnsi="宋体" w:hint="eastAsia"/>
-          <w:color w:val="000000"/>
-          <w:sz w:val="30"/>
-          <w:u w:val="single"/>
-        </w:rPr>
-        <w:t>C</w:t>
-      </w:r>
-      <w:r>
-        <w:rPr>
-          <w:rFonts w:ascii="黑体" w:eastAsia="黑体" w:hAnsi="宋体"/>
-          <w:color w:val="000000"/>
-          <w:sz w:val="30"/>
-          <w:u w:val="single"/>
-        </w:rPr>
-        <w:t>lass</w:t>
-      </w:r>
-      <w:r>
-        <w:rPr>
-          <w:rFonts w:ascii="黑体" w:eastAsia="黑体" w:hAnsi="宋体" w:hint="eastAsia"/>
-          <w:color w:val="000000"/>
-          <w:sz w:val="30"/>
-          <w:u w:val="single"/>
-        </w:rPr>
-        <w:t>}}</w:t>
-      </w:r>
-      <w:r>
-        <w:rPr>
-          <w:rFonts w:ascii="黑体" w:eastAsia="黑体" w:hAnsi="宋体"/>
-          <w:color w:val="000000"/>
-          <w:sz w:val="30"/>
-          <w:u w:val="single"/>
-        </w:rPr>
-        <w:t xml:space="preserve">          </w:t>
+        <w:t xml:space="preserve">}}                                </w:t>
       </w:r>
     </w:p>
     <w:p>
@@ -487,7 +450,16 @@
           <w:color w:val="000000"/>
           <w:sz w:val="30"/>
         </w:rPr>
-        <w:t>指导教师</w:t>
+        <w:t>专业班级</w:t>
+      </w:r>
+      <w:r>
+        <w:rPr>
+          <w:rFonts w:ascii="黑体" w:eastAsia="黑体" w:hAnsi="宋体"/>
+          <w:color w:val="000000"/>
+          <w:sz w:val="30"/>
+          <w:u w:val="single"/>
+        </w:rPr>
+        <w:t xml:space="preserve"> </w:t>
       </w:r>
       <w:r>
         <w:rPr>
@@ -496,7 +468,7 @@
           <w:sz w:val="30"/>
           <w:u w:val="single"/>
         </w:rPr>
-        <w:t>{{teacherName}}</w:t>
+        <w:t>{{</w:t>
       </w:r>
       <w:r>
         <w:rPr>
@@ -505,15 +477,16 @@
           <w:sz w:val="30"/>
           <w:u w:val="single"/>
         </w:rPr>
-        <w:t xml:space="preserve">  </w:t>
+        <w:t>professional</w:t>
       </w:r>
       <w:r>
         <w:rPr>
           <w:rFonts w:ascii="黑体" w:eastAsia="黑体" w:hAnsi="宋体" w:hint="eastAsia"/>
           <w:color w:val="000000"/>
           <w:sz w:val="30"/>
-        </w:rPr>
-        <w:t>联系电话</w:t>
+          <w:u w:val="single"/>
+        </w:rPr>
+        <w:t>C</w:t>
       </w:r>
       <w:r>
         <w:rPr>
@@ -522,7 +495,7 @@
           <w:sz w:val="30"/>
           <w:u w:val="single"/>
         </w:rPr>
-        <w:t xml:space="preserve">  </w:t>
+        <w:t>lass</w:t>
       </w:r>
       <w:r>
         <w:rPr>
@@ -531,7 +504,7 @@
           <w:sz w:val="30"/>
           <w:u w:val="single"/>
         </w:rPr>
-        <w:t>{{teacherPhone}}</w:t>
+        <w:t>}}</w:t>
       </w:r>
       <w:r>
         <w:rPr>
@@ -540,28 +513,16 @@
           <w:sz w:val="30"/>
           <w:u w:val="single"/>
         </w:rPr>
-        <w:t xml:space="preserve">            </w:t>
-      </w:r>
-    </w:p>
-    <w:p>
-      <w:pPr>
-        <w:spacing w:line="760" w:lineRule="exact"/>
-        <w:ind w:leftChars="285" w:left="598"/>
-        <w:jc w:val="left"/>
+        <w:t xml:space="preserve"> </w:t>
+      </w:r>
+      <w:r>
         <w:rPr>
           <w:rFonts w:ascii="黑体" w:eastAsia="黑体" w:hAnsi="宋体" w:hint="eastAsia"/>
           <w:color w:val="000000"/>
           <w:sz w:val="30"/>
           <w:u w:val="single"/>
         </w:rPr>
-      </w:pPr>
-      <w:r>
-        <w:rPr>
-          <w:rFonts w:ascii="黑体" w:eastAsia="黑体" w:hAnsi="宋体" w:hint="eastAsia"/>
-          <w:color w:val="000000"/>
-          <w:sz w:val="30"/>
-        </w:rPr>
-        <w:t>企业导师</w:t>
+        <w:t xml:space="preserve">               </w:t>
       </w:r>
       <w:r>
         <w:rPr>
@@ -570,129 +531,14 @@
           <w:sz w:val="30"/>
           <w:u w:val="single"/>
         </w:rPr>
-        <w:t xml:space="preserve">  </w:t>
-      </w:r>
-      <w:r>
-        <w:rPr>
-          <w:rFonts w:ascii="黑体" w:eastAsia="黑体" w:hAnsi="宋体" w:hint="eastAsia"/>
-          <w:color w:val="000000"/>
-          <w:sz w:val="30"/>
-          <w:u w:val="single"/>
-        </w:rPr>
-        <w:t>{{</w:t>
-      </w:r>
-      <w:r>
-        <w:rPr>
-          <w:rFonts w:ascii="黑体" w:eastAsia="黑体" w:hAnsi="宋体"/>
-          <w:color w:val="000000"/>
-          <w:sz w:val="30"/>
-          <w:u w:val="single"/>
-        </w:rPr>
-        <w:t>firm</w:t>
-      </w:r>
-      <w:r>
-        <w:rPr>
-          <w:rFonts w:ascii="黑体" w:eastAsia="黑体" w:hAnsi="宋体" w:hint="eastAsia"/>
-          <w:color w:val="000000"/>
-          <w:sz w:val="30"/>
-          <w:u w:val="single"/>
-        </w:rPr>
-        <w:t>T</w:t>
-      </w:r>
-      <w:r>
-        <w:rPr>
-          <w:rFonts w:ascii="黑体" w:eastAsia="黑体" w:hAnsi="宋体"/>
-          <w:color w:val="000000"/>
-          <w:sz w:val="30"/>
-          <w:u w:val="single"/>
-        </w:rPr>
-        <w:t>eacher</w:t>
-      </w:r>
-      <w:r>
-        <w:rPr>
-          <w:rFonts w:ascii="黑体" w:eastAsia="黑体" w:hAnsi="宋体" w:hint="eastAsia"/>
-          <w:color w:val="000000"/>
-          <w:sz w:val="30"/>
-          <w:u w:val="single"/>
-        </w:rPr>
-        <w:t>Name}}</w:t>
-      </w:r>
-      <w:r>
-        <w:rPr>
-          <w:rFonts w:ascii="黑体" w:eastAsia="黑体" w:hAnsi="宋体" w:hint="eastAsia"/>
-          <w:color w:val="000000"/>
-          <w:sz w:val="30"/>
-        </w:rPr>
-        <w:t>联系电话</w:t>
-      </w:r>
-      <w:r>
-        <w:rPr>
-          <w:rFonts w:ascii="黑体" w:eastAsia="黑体" w:hAnsi="宋体" w:hint="eastAsia"/>
-          <w:color w:val="000000"/>
-          <w:sz w:val="30"/>
-          <w:u w:val="single"/>
-        </w:rPr>
-        <w:t>{{</w:t>
-      </w:r>
-      <w:r>
-        <w:rPr>
-          <w:rFonts w:ascii="黑体" w:eastAsia="黑体" w:hAnsi="宋体"/>
-          <w:color w:val="000000"/>
-          <w:sz w:val="30"/>
-          <w:u w:val="single"/>
-        </w:rPr>
-        <w:t>firm</w:t>
-      </w:r>
-      <w:r>
-        <w:rPr>
-          <w:rFonts w:ascii="黑体" w:eastAsia="黑体" w:hAnsi="宋体" w:hint="eastAsia"/>
-          <w:color w:val="000000"/>
-          <w:sz w:val="30"/>
-          <w:u w:val="single"/>
-        </w:rPr>
-        <w:t>T</w:t>
-      </w:r>
-      <w:r>
-        <w:rPr>
-          <w:rFonts w:ascii="黑体" w:eastAsia="黑体" w:hAnsi="宋体"/>
-          <w:color w:val="000000"/>
-          <w:sz w:val="30"/>
-          <w:u w:val="single"/>
-        </w:rPr>
-        <w:t>eacher</w:t>
-      </w:r>
-      <w:r>
-        <w:rPr>
-          <w:rFonts w:ascii="黑体" w:eastAsia="黑体" w:hAnsi="宋体" w:hint="eastAsia"/>
-          <w:color w:val="000000"/>
-          <w:sz w:val="30"/>
-          <w:u w:val="single"/>
-        </w:rPr>
-        <w:t>Phone}}</w:t>
-      </w:r>
-      <w:r>
-        <w:rPr>
-          <w:rFonts w:ascii="黑体" w:eastAsia="黑体" w:hAnsi="宋体"/>
-          <w:color w:val="000000"/>
-          <w:sz w:val="30"/>
-          <w:u w:val="single"/>
-        </w:rPr>
-        <w:t xml:space="preserve"> </w:t>
-      </w:r>
-      <w:r>
-        <w:rPr>
-          <w:rFonts w:ascii="黑体" w:eastAsia="黑体" w:hAnsi="宋体"/>
-          <w:color w:val="000000"/>
-          <w:sz w:val="30"/>
-          <w:u w:val="single"/>
-        </w:rPr>
-        <w:t xml:space="preserve"> </w:t>
+        <w:t xml:space="preserve">       </w:t>
       </w:r>
     </w:p>
     <w:p>
       <w:pPr>
         <w:spacing w:line="760" w:lineRule="exact"/>
         <w:ind w:firstLineChars="200" w:firstLine="600"/>
+        <w:jc w:val="left"/>
         <w:rPr>
           <w:rFonts w:ascii="黑体" w:eastAsia="黑体" w:hAnsi="宋体" w:hint="eastAsia"/>
           <w:color w:val="000000"/>
@@ -706,7 +552,16 @@
           <w:color w:val="000000"/>
           <w:sz w:val="30"/>
         </w:rPr>
-        <w:t>申请日期</w:t>
+        <w:t>指导教师</w:t>
+      </w:r>
+      <w:r>
+        <w:rPr>
+          <w:rFonts w:ascii="黑体" w:eastAsia="黑体" w:hAnsi="宋体" w:hint="eastAsia"/>
+          <w:color w:val="000000"/>
+          <w:sz w:val="30"/>
+          <w:u w:val="single"/>
+        </w:rPr>
+        <w:t xml:space="preserve"> {{teacherName}}</w:t>
       </w:r>
       <w:r>
         <w:rPr>
@@ -715,7 +570,7 @@
           <w:sz w:val="30"/>
           <w:u w:val="single"/>
         </w:rPr>
-        <w:t xml:space="preserve">        </w:t>
+        <w:t xml:space="preserve"> </w:t>
       </w:r>
       <w:r>
         <w:rPr>
@@ -724,7 +579,7 @@
           <w:sz w:val="30"/>
           <w:u w:val="single"/>
         </w:rPr>
-        <w:t>{{</w:t>
+        <w:t xml:space="preserve">                         </w:t>
       </w:r>
       <w:r>
         <w:rPr>
@@ -733,67 +588,14 @@
           <w:sz w:val="30"/>
           <w:u w:val="single"/>
         </w:rPr>
-        <w:t>begin</w:t>
-      </w:r>
-      <w:r>
-        <w:rPr>
-          <w:rFonts w:ascii="黑体" w:eastAsia="黑体" w:hAnsi="宋体" w:hint="eastAsia"/>
-          <w:color w:val="000000"/>
-          <w:sz w:val="30"/>
-          <w:u w:val="single"/>
-        </w:rPr>
-        <w:t>T</w:t>
-      </w:r>
-      <w:r>
-        <w:rPr>
-          <w:rFonts w:ascii="黑体" w:eastAsia="黑体" w:hAnsi="宋体"/>
-          <w:color w:val="000000"/>
-          <w:sz w:val="30"/>
-          <w:u w:val="single"/>
-        </w:rPr>
-        <w:t>ime</w:t>
-      </w:r>
-      <w:r>
-        <w:rPr>
-          <w:rFonts w:ascii="黑体" w:eastAsia="黑体" w:hAnsi="宋体" w:hint="eastAsia"/>
-          <w:color w:val="000000"/>
-          <w:sz w:val="30"/>
-          <w:u w:val="single"/>
-        </w:rPr>
-        <w:t>}}</w:t>
-      </w:r>
-      <w:r>
-        <w:rPr>
-          <w:rFonts w:ascii="黑体" w:eastAsia="黑体" w:hAnsi="宋体"/>
-          <w:color w:val="000000"/>
-          <w:sz w:val="30"/>
-          <w:u w:val="single"/>
-        </w:rPr>
-        <w:t xml:space="preserve">     </w:t>
-      </w:r>
-      <w:r>
-        <w:rPr>
-          <w:rFonts w:ascii="黑体" w:eastAsia="黑体" w:hAnsi="宋体" w:hint="eastAsia"/>
-          <w:color w:val="000000"/>
-          <w:sz w:val="30"/>
-          <w:u w:val="single"/>
-        </w:rPr>
-        <w:t xml:space="preserve">  </w:t>
-      </w:r>
-      <w:r>
-        <w:rPr>
-          <w:rFonts w:ascii="黑体" w:eastAsia="黑体" w:hAnsi="宋体"/>
-          <w:color w:val="000000"/>
-          <w:sz w:val="30"/>
-          <w:u w:val="single"/>
-        </w:rPr>
-        <w:t xml:space="preserve">           </w:t>
+        <w:t xml:space="preserve"> </w:t>
       </w:r>
     </w:p>
     <w:p>
       <w:pPr>
         <w:spacing w:line="760" w:lineRule="exact"/>
         <w:ind w:firstLineChars="200" w:firstLine="600"/>
+        <w:jc w:val="left"/>
         <w:rPr>
           <w:rFonts w:ascii="黑体" w:eastAsia="黑体" w:hAnsi="宋体" w:hint="eastAsia"/>
           <w:color w:val="000000"/>
@@ -807,6 +609,282 @@
           <w:color w:val="000000"/>
           <w:sz w:val="30"/>
         </w:rPr>
+        <w:t>联系电话</w:t>
+      </w:r>
+      <w:r>
+        <w:rPr>
+          <w:rFonts w:ascii="黑体" w:eastAsia="黑体" w:hAnsi="宋体"/>
+          <w:color w:val="000000"/>
+          <w:sz w:val="30"/>
+          <w:u w:val="single"/>
+        </w:rPr>
+        <w:t xml:space="preserve"> </w:t>
+      </w:r>
+      <w:r>
+        <w:rPr>
+          <w:rFonts w:ascii="黑体" w:eastAsia="黑体" w:hAnsi="宋体" w:hint="eastAsia"/>
+          <w:color w:val="000000"/>
+          <w:sz w:val="30"/>
+          <w:u w:val="single"/>
+        </w:rPr>
+        <w:t>{{teacherPhone}}</w:t>
+      </w:r>
+      <w:r>
+        <w:rPr>
+          <w:rFonts w:ascii="黑体" w:eastAsia="黑体" w:hAnsi="宋体"/>
+          <w:color w:val="000000"/>
+          <w:sz w:val="30"/>
+          <w:u w:val="single"/>
+        </w:rPr>
+        <w:t xml:space="preserve">      </w:t>
+      </w:r>
+      <w:r>
+        <w:rPr>
+          <w:rFonts w:ascii="黑体" w:eastAsia="黑体" w:hAnsi="宋体" w:hint="eastAsia"/>
+          <w:color w:val="000000"/>
+          <w:sz w:val="30"/>
+          <w:u w:val="single"/>
+        </w:rPr>
+        <w:t xml:space="preserve">                 </w:t>
+      </w:r>
+      <w:r>
+        <w:rPr>
+          <w:rFonts w:ascii="黑体" w:eastAsia="黑体" w:hAnsi="宋体"/>
+          <w:color w:val="000000"/>
+          <w:sz w:val="30"/>
+          <w:u w:val="single"/>
+        </w:rPr>
+        <w:t xml:space="preserve">    </w:t>
+      </w:r>
+    </w:p>
+    <w:p>
+      <w:pPr>
+        <w:spacing w:line="760" w:lineRule="exact"/>
+        <w:ind w:firstLineChars="200" w:firstLine="600"/>
+        <w:jc w:val="left"/>
+        <w:rPr>
+          <w:rFonts w:ascii="黑体" w:eastAsia="黑体" w:hAnsi="宋体" w:hint="eastAsia"/>
+          <w:color w:val="000000"/>
+          <w:sz w:val="30"/>
+          <w:u w:val="single"/>
+        </w:rPr>
+      </w:pPr>
+      <w:r>
+        <w:rPr>
+          <w:rFonts w:ascii="黑体" w:eastAsia="黑体" w:hAnsi="宋体" w:hint="eastAsia"/>
+          <w:color w:val="000000"/>
+          <w:sz w:val="30"/>
+        </w:rPr>
+        <w:t>企业导师</w:t>
+      </w:r>
+      <w:r>
+        <w:rPr>
+          <w:rFonts w:ascii="黑体" w:eastAsia="黑体" w:hAnsi="宋体" w:hint="eastAsia"/>
+          <w:color w:val="000000"/>
+          <w:sz w:val="30"/>
+        </w:rPr>
+        <w:t xml:space="preserve"> </w:t>
+      </w:r>
+      <w:r>
+        <w:rPr>
+          <w:rFonts w:ascii="黑体" w:eastAsia="黑体" w:hAnsi="宋体" w:hint="eastAsia"/>
+          <w:color w:val="000000"/>
+          <w:sz w:val="30"/>
+          <w:u w:val="single"/>
+        </w:rPr>
+        <w:t xml:space="preserve"> {{</w:t>
+      </w:r>
+      <w:r>
+        <w:rPr>
+          <w:rFonts w:ascii="黑体" w:eastAsia="黑体" w:hAnsi="宋体"/>
+          <w:color w:val="000000"/>
+          <w:sz w:val="30"/>
+          <w:u w:val="single"/>
+        </w:rPr>
+        <w:t>firm</w:t>
+      </w:r>
+      <w:r>
+        <w:rPr>
+          <w:rFonts w:ascii="黑体" w:eastAsia="黑体" w:hAnsi="宋体" w:hint="eastAsia"/>
+          <w:color w:val="000000"/>
+          <w:sz w:val="30"/>
+          <w:u w:val="single"/>
+        </w:rPr>
+        <w:t>T</w:t>
+      </w:r>
+      <w:r>
+        <w:rPr>
+          <w:rFonts w:ascii="黑体" w:eastAsia="黑体" w:hAnsi="宋体"/>
+          <w:color w:val="000000"/>
+          <w:sz w:val="30"/>
+          <w:u w:val="single"/>
+        </w:rPr>
+        <w:t>eacher</w:t>
+      </w:r>
+      <w:r>
+        <w:rPr>
+          <w:rFonts w:ascii="黑体" w:eastAsia="黑体" w:hAnsi="宋体" w:hint="eastAsia"/>
+          <w:color w:val="000000"/>
+          <w:sz w:val="30"/>
+          <w:u w:val="single"/>
+        </w:rPr>
+        <w:t>Name}}</w:t>
+      </w:r>
+      <w:r>
+        <w:rPr>
+          <w:rFonts w:ascii="黑体" w:eastAsia="黑体" w:hAnsi="宋体"/>
+          <w:color w:val="000000"/>
+          <w:sz w:val="30"/>
+          <w:u w:val="single"/>
+        </w:rPr>
+        <w:t xml:space="preserve"> </w:t>
+      </w:r>
+      <w:r>
+        <w:rPr>
+          <w:rFonts w:ascii="黑体" w:eastAsia="黑体" w:hAnsi="宋体" w:hint="eastAsia"/>
+          <w:color w:val="000000"/>
+          <w:sz w:val="30"/>
+          <w:u w:val="single"/>
+        </w:rPr>
+        <w:t xml:space="preserve">                       </w:t>
+      </w:r>
+    </w:p>
+    <w:p>
+      <w:pPr>
+        <w:spacing w:line="760" w:lineRule="exact"/>
+        <w:ind w:firstLineChars="200" w:firstLine="600"/>
+        <w:rPr>
+          <w:rFonts w:ascii="黑体" w:eastAsia="黑体" w:hAnsi="宋体" w:hint="eastAsia"/>
+          <w:color w:val="000000"/>
+          <w:sz w:val="30"/>
+          <w:u w:val="single"/>
+        </w:rPr>
+      </w:pPr>
+      <w:r>
+        <w:rPr>
+          <w:rFonts w:ascii="黑体" w:eastAsia="黑体" w:hAnsi="宋体" w:hint="eastAsia"/>
+          <w:color w:val="000000"/>
+          <w:sz w:val="30"/>
+        </w:rPr>
+        <w:t>申请日期</w:t>
+      </w:r>
+      <w:r>
+        <w:rPr>
+          <w:rFonts w:ascii="黑体" w:eastAsia="黑体" w:hAnsi="宋体"/>
+          <w:color w:val="000000"/>
+          <w:sz w:val="30"/>
+          <w:u w:val="single"/>
+        </w:rPr>
+        <w:t xml:space="preserve">        </w:t>
+      </w:r>
+      <w:r>
+        <w:rPr>
+          <w:rFonts w:ascii="黑体" w:eastAsia="黑体" w:hAnsi="宋体" w:hint="eastAsia"/>
+          <w:color w:val="000000"/>
+          <w:sz w:val="30"/>
+          <w:u w:val="single"/>
+        </w:rPr>
+        <w:t>{{</w:t>
+      </w:r>
+      <w:r>
+        <w:rPr>
+          <w:rFonts w:ascii="黑体" w:eastAsia="黑体" w:hAnsi="宋体"/>
+          <w:color w:val="000000"/>
+          <w:sz w:val="30"/>
+          <w:u w:val="single"/>
+        </w:rPr>
+        <w:t>begin</w:t>
+      </w:r>
+      <w:r>
+        <w:rPr>
+          <w:rFonts w:ascii="黑体" w:eastAsia="黑体" w:hAnsi="宋体" w:hint="eastAsia"/>
+          <w:color w:val="000000"/>
+          <w:sz w:val="30"/>
+          <w:u w:val="single"/>
+        </w:rPr>
+        <w:t>T</w:t>
+      </w:r>
+      <w:r>
+        <w:rPr>
+          <w:rFonts w:ascii="黑体" w:eastAsia="黑体" w:hAnsi="宋体"/>
+          <w:color w:val="000000"/>
+          <w:sz w:val="30"/>
+          <w:u w:val="single"/>
+        </w:rPr>
+        <w:t>ime</w:t>
+      </w:r>
+      <w:r>
+        <w:rPr>
+          <w:rFonts w:ascii="黑体" w:eastAsia="黑体" w:hAnsi="宋体" w:hint="eastAsia"/>
+          <w:color w:val="000000"/>
+          <w:sz w:val="30"/>
+          <w:u w:val="single"/>
+        </w:rPr>
+        <w:t>}}</w:t>
+      </w:r>
+      <w:r>
+        <w:rPr>
+          <w:rFonts w:ascii="黑体" w:eastAsia="黑体" w:hAnsi="宋体"/>
+          <w:color w:val="000000"/>
+          <w:sz w:val="30"/>
+          <w:u w:val="single"/>
+        </w:rPr>
+        <w:t xml:space="preserve">  </w:t>
+      </w:r>
+      <w:r>
+        <w:rPr>
+          <w:rFonts w:ascii="黑体" w:eastAsia="黑体" w:hAnsi="宋体" w:hint="eastAsia"/>
+          <w:color w:val="000000"/>
+          <w:sz w:val="30"/>
+          <w:u w:val="single"/>
+        </w:rPr>
+        <w:t xml:space="preserve">        </w:t>
+      </w:r>
+      <w:r>
+        <w:rPr>
+          <w:rFonts w:ascii="黑体" w:eastAsia="黑体" w:hAnsi="宋体"/>
+          <w:color w:val="000000"/>
+          <w:sz w:val="30"/>
+          <w:u w:val="single"/>
+        </w:rPr>
+        <w:t xml:space="preserve">   </w:t>
+      </w:r>
+      <w:r>
+        <w:rPr>
+          <w:rFonts w:ascii="黑体" w:eastAsia="黑体" w:hAnsi="宋体" w:hint="eastAsia"/>
+          <w:color w:val="000000"/>
+          <w:sz w:val="30"/>
+          <w:u w:val="single"/>
+        </w:rPr>
+        <w:t xml:space="preserve">  </w:t>
+      </w:r>
+      <w:r>
+        <w:rPr>
+          <w:rFonts w:ascii="黑体" w:eastAsia="黑体" w:hAnsi="宋体"/>
+          <w:color w:val="000000"/>
+          <w:sz w:val="30"/>
+          <w:u w:val="single"/>
+        </w:rPr>
+        <w:t xml:space="preserve">        </w:t>
+      </w:r>
+    </w:p>
+    <w:p>
+      <w:pPr>
+        <w:spacing w:line="760" w:lineRule="exact"/>
+        <w:ind w:firstLineChars="200" w:firstLine="600"/>
+        <w:rPr>
+          <w:rFonts w:ascii="黑体" w:eastAsia="黑体" w:hAnsi="宋体" w:hint="eastAsia"/>
+          <w:color w:val="000000"/>
+          <w:sz w:val="30"/>
+          <w:u w:val="single"/>
+        </w:rPr>
+      </w:pPr>
+      <w:r>
+        <w:rPr>
+          <w:rFonts w:ascii="黑体" w:eastAsia="黑体" w:hAnsi="宋体" w:hint="eastAsia"/>
+          <w:color w:val="000000"/>
+          <w:sz w:val="30"/>
+        </w:rPr>
         <w:t>起止年月</w:t>
       </w:r>
       <w:r>
@@ -816,7 +894,7 @@
           <w:sz w:val="30"/>
           <w:u w:val="single"/>
         </w:rPr>
-        <w:t xml:space="preserve">        </w:t>
+        <w:t xml:space="preserve">      </w:t>
       </w:r>
       <w:r>
         <w:rPr>
@@ -834,6 +912,51 @@
           <w:sz w:val="30"/>
           <w:u w:val="single"/>
         </w:rPr>
+        <w:t>begin</w:t>
+      </w:r>
+      <w:r>
+        <w:rPr>
+          <w:rFonts w:ascii="黑体" w:eastAsia="黑体" w:hAnsi="宋体" w:hint="eastAsia"/>
+          <w:color w:val="000000"/>
+          <w:sz w:val="30"/>
+          <w:u w:val="single"/>
+        </w:rPr>
+        <w:t>T</w:t>
+      </w:r>
+      <w:r>
+        <w:rPr>
+          <w:rFonts w:ascii="黑体" w:eastAsia="黑体" w:hAnsi="宋体"/>
+          <w:color w:val="000000"/>
+          <w:sz w:val="30"/>
+          <w:u w:val="single"/>
+        </w:rPr>
+        <w:t>ime</w:t>
+      </w:r>
+      <w:r>
+        <w:rPr>
+          <w:rFonts w:ascii="黑体" w:eastAsia="黑体" w:hAnsi="宋体" w:hint="eastAsia"/>
+          <w:color w:val="000000"/>
+          <w:sz w:val="30"/>
+          <w:u w:val="single"/>
+        </w:rPr>
+        <w:t>1}}---</w:t>
+      </w:r>
+      <w:r>
+        <w:rPr>
+          <w:rFonts w:ascii="黑体" w:eastAsia="黑体" w:hAnsi="宋体" w:hint="eastAsia"/>
+          <w:color w:val="000000"/>
+          <w:sz w:val="30"/>
+          <w:u w:val="single"/>
+        </w:rPr>
+        <w:t>{{</w:t>
+      </w:r>
+      <w:r>
+        <w:rPr>
+          <w:rFonts w:ascii="黑体" w:eastAsia="黑体" w:hAnsi="宋体"/>
+          <w:color w:val="000000"/>
+          <w:sz w:val="30"/>
+          <w:u w:val="single"/>
+        </w:rPr>
         <w:t>end</w:t>
       </w:r>
       <w:r>
@@ -870,7 +993,7 @@
           <w:sz w:val="30"/>
           <w:u w:val="single"/>
         </w:rPr>
-        <w:t xml:space="preserve">                    </w:t>
+        <w:t xml:space="preserve">          </w:t>
       </w:r>
     </w:p>
     <w:bookmarkEnd w:id="0"/>
@@ -1335,13 +1458,13 @@
             <w:pPr>
               <w:jc w:val="center"/>
               <w:rPr>
-                <w:rFonts w:ascii="楷体_GB2312" w:eastAsia="楷体_GB2312"/>
-                <w:sz w:val="24"/>
-              </w:rPr>
-            </w:pPr>
-            <w:r>
-              <w:rPr>
-                <w:rFonts w:ascii="楷体_GB2312" w:eastAsia="楷体_GB2312" w:hint="eastAsia"/>
+                <w:rFonts w:ascii="宋体" w:eastAsia="宋体" w:hAnsi="宋体"/>
+                <w:sz w:val="24"/>
+              </w:rPr>
+            </w:pPr>
+            <w:r>
+              <w:rPr>
+                <w:rFonts w:ascii="宋体" w:eastAsia="宋体" w:hAnsi="宋体" w:hint="eastAsia"/>
                 <w:sz w:val="24"/>
               </w:rPr>
               <w:t>{{name}}</w:t>
@@ -1450,43 +1573,16 @@
             <w:pPr>
               <w:jc w:val="center"/>
               <w:rPr>
-                <w:sz w:val="24"/>
-              </w:rPr>
-            </w:pPr>
-            <w:r>
-              <w:rPr>
-                <w:rFonts w:ascii="楷体_GB2312" w:eastAsia="楷体_GB2312" w:hint="eastAsia"/>
-                <w:sz w:val="24"/>
-              </w:rPr>
-              <w:t>{{beginYear}}年{{beinMonth}}月至{{endYear}}年</w:t>
-            </w:r>
-            <w:r>
-              <w:rPr>
-                <w:rFonts w:ascii="楷体_GB2312" w:eastAsia="楷体_GB2312"/>
-                <w:sz w:val="24"/>
-              </w:rPr>
-              <w:t xml:space="preserve">  </w:t>
-            </w:r>
-            <w:r>
-              <w:rPr>
-                <w:rFonts w:ascii="楷体_GB2312" w:eastAsia="楷体_GB2312" w:hint="eastAsia"/>
-                <w:sz w:val="24"/>
-              </w:rPr>
-              <w:t>{{endMonth}}</w:t>
-            </w:r>
-            <w:r>
-              <w:rPr>
-                <w:rFonts w:ascii="楷体_GB2312" w:eastAsia="楷体_GB2312"/>
-                <w:sz w:val="24"/>
-              </w:rPr>
-              <w:t xml:space="preserve">  </w:t>
-            </w:r>
-            <w:r>
-              <w:rPr>
-                <w:rFonts w:ascii="楷体_GB2312" w:eastAsia="楷体_GB2312" w:hint="eastAsia"/>
-                <w:sz w:val="24"/>
-              </w:rPr>
-              <w:t>月</w:t>
+                <w:rFonts w:ascii="宋体" w:eastAsia="宋体" w:hAnsi="宋体"/>
+                <w:sz w:val="24"/>
+              </w:rPr>
+            </w:pPr>
+            <w:r>
+              <w:rPr>
+                <w:rFonts w:ascii="宋体" w:eastAsia="宋体" w:hAnsi="宋体" w:hint="eastAsia"/>
+                <w:sz w:val="24"/>
+              </w:rPr>
+              <w:t>{{beginYear}}年{{beinMonth}}月至{{endYear}}年{{endMonth}}月</w:t>
             </w:r>
           </w:p>
         </w:tc>
@@ -1556,6 +1652,13 @@
                 <w:sz w:val="24"/>
               </w:rPr>
               <w:t>ame</w:t>
+            </w:r>
+            <w:r>
+              <w:rPr>
+                <w:rFonts w:hint="eastAsia"/>
+                <w:sz w:val="24"/>
+              </w:rPr>
+              <w:t>s</w:t>
             </w:r>
             <w:r>
               <w:rPr>
@@ -6288,47 +6391,46 @@
             </w:pPr>
             <w:r>
               <w:rPr>
-                <w:rFonts w:ascii="仿宋_GB2312" w:eastAsia="仿宋_GB2312" w:hint="eastAsia"/>
+                <w:rFonts w:ascii="宋体" w:eastAsia="宋体" w:hAnsi="宋体"/>
                 <w:sz w:val="24"/>
               </w:rPr>
               <w:t>{{</w:t>
             </w:r>
             <w:r>
               <w:rPr>
-                <w:rFonts w:ascii="仿宋_GB2312" w:eastAsia="仿宋_GB2312"/>
-                <w:sz w:val="24"/>
-              </w:rPr>
-              <w:t>teacher</w:t>
-            </w:r>
-            <w:r>
-              <w:rPr>
-                <w:rFonts w:ascii="仿宋_GB2312" w:eastAsia="仿宋_GB2312" w:hint="eastAsia"/>
+                <w:rFonts w:ascii="宋体" w:eastAsia="宋体" w:hAnsi="宋体"/>
+                <w:sz w:val="24"/>
+              </w:rPr>
+              <w:t>audit</w:t>
+            </w:r>
+            <w:r>
+              <w:rPr>
+                <w:rFonts w:ascii="宋体" w:eastAsia="宋体" w:hAnsi="宋体" w:hint="eastAsia"/>
                 <w:sz w:val="24"/>
               </w:rPr>
               <w:t>O</w:t>
             </w:r>
             <w:r>
               <w:rPr>
-                <w:rFonts w:ascii="仿宋_GB2312" w:eastAsia="仿宋_GB2312"/>
+                <w:rFonts w:ascii="宋体" w:eastAsia="宋体" w:hAnsi="宋体"/>
                 <w:sz w:val="24"/>
               </w:rPr>
               <w:t>pinion</w:t>
             </w:r>
             <w:r>
               <w:rPr>
-                <w:rFonts w:ascii="仿宋_GB2312" w:eastAsia="仿宋_GB2312" w:hint="eastAsia"/>
+                <w:rFonts w:ascii="宋体" w:eastAsia="宋体" w:hAnsi="宋体" w:hint="eastAsia"/>
+                <w:sz w:val="24"/>
+              </w:rPr>
+              <w:t>A</w:t>
+            </w:r>
+            <w:r>
+              <w:rPr>
+                <w:rFonts w:ascii="宋体" w:eastAsia="宋体" w:hAnsi="宋体"/>
                 <w:sz w:val="24"/>
               </w:rPr>
               <w:t>}}</w:t>
             </w:r>
-          </w:p>
-          <w:p>
-            <w:pPr>
-              <w:rPr>
-                <w:rFonts w:ascii="仿宋_GB2312" w:eastAsia="仿宋_GB2312"/>
-                <w:sz w:val="24"/>
-              </w:rPr>
-            </w:pPr>
           </w:p>
           <w:p>
             <w:pPr>
@@ -6485,7 +6587,7 @@
             </w:pPr>
             <w:r>
               <w:rPr>
-                <w:rFonts w:ascii="仿宋_GB2312" w:eastAsia="仿宋_GB2312" w:hint="eastAsia"/>
+                <w:rFonts w:ascii="宋体" w:eastAsia="宋体" w:hAnsi="宋体"/>
                 <w:sz w:val="24"/>
               </w:rPr>
               <w:lastRenderedPageBreak/>
@@ -6493,42 +6595,35 @@
             </w:r>
             <w:r>
               <w:rPr>
-                <w:rFonts w:ascii="仿宋_GB2312" w:eastAsia="仿宋_GB2312"/>
-                <w:sz w:val="24"/>
-              </w:rPr>
-              <w:t>firm</w:t>
-            </w:r>
-            <w:r>
-              <w:rPr>
-                <w:rFonts w:ascii="仿宋_GB2312" w:eastAsia="仿宋_GB2312" w:hint="eastAsia"/>
-                <w:sz w:val="24"/>
-              </w:rPr>
-              <w:t>T</w:t>
-            </w:r>
-            <w:r>
-              <w:rPr>
-                <w:rFonts w:ascii="仿宋_GB2312" w:eastAsia="仿宋_GB2312"/>
-                <w:sz w:val="24"/>
-              </w:rPr>
-              <w:t>eacher</w:t>
-            </w:r>
-            <w:r>
-              <w:rPr>
-                <w:rFonts w:ascii="仿宋_GB2312" w:eastAsia="仿宋_GB2312" w:hint="eastAsia"/>
+                <w:rFonts w:ascii="宋体" w:eastAsia="宋体" w:hAnsi="宋体"/>
+                <w:sz w:val="24"/>
+              </w:rPr>
+              <w:t>audit</w:t>
+            </w:r>
+            <w:r>
+              <w:rPr>
+                <w:rFonts w:ascii="宋体" w:eastAsia="宋体" w:hAnsi="宋体" w:hint="eastAsia"/>
                 <w:sz w:val="24"/>
               </w:rPr>
               <w:t>O</w:t>
             </w:r>
             <w:r>
               <w:rPr>
-                <w:rFonts w:ascii="仿宋_GB2312" w:eastAsia="仿宋_GB2312"/>
+                <w:rFonts w:ascii="宋体" w:eastAsia="宋体" w:hAnsi="宋体"/>
                 <w:sz w:val="24"/>
               </w:rPr>
               <w:t>pinion</w:t>
             </w:r>
             <w:r>
               <w:rPr>
-                <w:rFonts w:ascii="仿宋_GB2312" w:eastAsia="仿宋_GB2312" w:hint="eastAsia"/>
+                <w:rFonts w:ascii="宋体" w:eastAsia="宋体" w:hAnsi="宋体" w:hint="eastAsia"/>
+                <w:sz w:val="24"/>
+              </w:rPr>
+              <w:t>B</w:t>
+            </w:r>
+            <w:r>
+              <w:rPr>
+                <w:rFonts w:ascii="宋体" w:eastAsia="宋体" w:hAnsi="宋体"/>
                 <w:sz w:val="24"/>
               </w:rPr>
               <w:t>}}</w:t>
@@ -6698,47 +6793,46 @@
             </w:pPr>
             <w:r>
               <w:rPr>
-                <w:rFonts w:ascii="仿宋_GB2312" w:eastAsia="仿宋_GB2312" w:hint="eastAsia"/>
+                <w:rFonts w:ascii="宋体" w:eastAsia="宋体" w:hAnsi="宋体"/>
                 <w:sz w:val="24"/>
               </w:rPr>
               <w:t>{{</w:t>
             </w:r>
             <w:r>
               <w:rPr>
-                <w:rFonts w:ascii="仿宋_GB2312" w:eastAsia="仿宋_GB2312"/>
-                <w:sz w:val="24"/>
-              </w:rPr>
-              <w:t>college</w:t>
-            </w:r>
-            <w:r>
-              <w:rPr>
-                <w:rFonts w:ascii="仿宋_GB2312" w:eastAsia="仿宋_GB2312" w:hint="eastAsia"/>
+                <w:rFonts w:ascii="宋体" w:eastAsia="宋体" w:hAnsi="宋体"/>
+                <w:sz w:val="24"/>
+              </w:rPr>
+              <w:t>audit</w:t>
+            </w:r>
+            <w:r>
+              <w:rPr>
+                <w:rFonts w:ascii="宋体" w:eastAsia="宋体" w:hAnsi="宋体" w:hint="eastAsia"/>
                 <w:sz w:val="24"/>
               </w:rPr>
               <w:t>O</w:t>
             </w:r>
             <w:r>
               <w:rPr>
-                <w:rFonts w:ascii="仿宋_GB2312" w:eastAsia="仿宋_GB2312"/>
+                <w:rFonts w:ascii="宋体" w:eastAsia="宋体" w:hAnsi="宋体"/>
                 <w:sz w:val="24"/>
               </w:rPr>
               <w:t>pinion</w:t>
             </w:r>
             <w:r>
               <w:rPr>
-                <w:rFonts w:ascii="仿宋_GB2312" w:eastAsia="仿宋_GB2312" w:hint="eastAsia"/>
+                <w:rFonts w:ascii="宋体" w:eastAsia="宋体" w:hAnsi="宋体" w:hint="eastAsia"/>
+                <w:sz w:val="24"/>
+              </w:rPr>
+              <w:t>C</w:t>
+            </w:r>
+            <w:r>
+              <w:rPr>
+                <w:rFonts w:ascii="宋体" w:eastAsia="宋体" w:hAnsi="宋体"/>
                 <w:sz w:val="24"/>
               </w:rPr>
               <w:t>}}</w:t>
             </w:r>
-          </w:p>
-          <w:p>
-            <w:pPr>
-              <w:rPr>
-                <w:rFonts w:ascii="仿宋_GB2312" w:eastAsia="仿宋_GB2312"/>
-                <w:sz w:val="24"/>
-              </w:rPr>
-            </w:pPr>
           </w:p>
           <w:p>
             <w:pPr>
@@ -6959,49 +7053,42 @@
             </w:pPr>
             <w:r>
               <w:rPr>
-                <w:rFonts w:ascii="仿宋_GB2312" w:eastAsia="仿宋_GB2312" w:hint="eastAsia"/>
+                <w:rFonts w:ascii="宋体" w:eastAsia="宋体" w:hAnsi="宋体"/>
                 <w:sz w:val="24"/>
               </w:rPr>
               <w:t>{{</w:t>
             </w:r>
             <w:r>
               <w:rPr>
-                <w:rFonts w:ascii="仿宋_GB2312" w:eastAsia="仿宋_GB2312"/>
-                <w:sz w:val="24"/>
-              </w:rPr>
-              <w:t>creativity</w:t>
-            </w:r>
-            <w:r>
-              <w:rPr>
-                <w:rFonts w:ascii="仿宋_GB2312" w:eastAsia="仿宋_GB2312" w:hint="eastAsia"/>
-                <w:sz w:val="24"/>
-              </w:rPr>
-              <w:t>C</w:t>
-            </w:r>
-            <w:r>
-              <w:rPr>
-                <w:rFonts w:ascii="仿宋_GB2312" w:eastAsia="仿宋_GB2312"/>
-                <w:sz w:val="24"/>
-              </w:rPr>
-              <w:t>ollege</w:t>
-            </w:r>
-            <w:r>
-              <w:rPr>
-                <w:rFonts w:ascii="仿宋_GB2312" w:eastAsia="仿宋_GB2312" w:hint="eastAsia"/>
+                <w:rFonts w:ascii="宋体" w:eastAsia="宋体" w:hAnsi="宋体"/>
+                <w:sz w:val="24"/>
+              </w:rPr>
+              <w:t>audit</w:t>
+            </w:r>
+            <w:r>
+              <w:rPr>
+                <w:rFonts w:ascii="宋体" w:eastAsia="宋体" w:hAnsi="宋体" w:hint="eastAsia"/>
                 <w:sz w:val="24"/>
               </w:rPr>
               <w:t>O</w:t>
             </w:r>
             <w:r>
               <w:rPr>
-                <w:rFonts w:ascii="仿宋_GB2312" w:eastAsia="仿宋_GB2312"/>
+                <w:rFonts w:ascii="宋体" w:eastAsia="宋体" w:hAnsi="宋体"/>
                 <w:sz w:val="24"/>
               </w:rPr>
               <w:t>pinion</w:t>
             </w:r>
             <w:r>
               <w:rPr>
-                <w:rFonts w:ascii="仿宋_GB2312" w:eastAsia="仿宋_GB2312" w:hint="eastAsia"/>
+                <w:rFonts w:ascii="宋体" w:eastAsia="宋体" w:hAnsi="宋体" w:hint="eastAsia"/>
+                <w:sz w:val="24"/>
+              </w:rPr>
+              <w:t>D</w:t>
+            </w:r>
+            <w:r>
+              <w:rPr>
+                <w:rFonts w:ascii="宋体" w:eastAsia="宋体" w:hAnsi="宋体"/>
                 <w:sz w:val="24"/>
               </w:rPr>
               <w:t>}}</w:t>
@@ -7009,14 +7096,7 @@
           </w:p>
           <w:p>
             <w:pPr>
-              <w:rPr>
-                <w:rFonts w:ascii="仿宋_GB2312" w:eastAsia="仿宋_GB2312"/>
-                <w:sz w:val="24"/>
-              </w:rPr>
-            </w:pPr>
-          </w:p>
-          <w:p>
-            <w:pPr>
+              <w:spacing w:line="360" w:lineRule="auto"/>
               <w:rPr>
                 <w:rFonts w:ascii="仿宋_GB2312" w:eastAsia="仿宋_GB2312"/>
                 <w:sz w:val="24"/>

--- a/cms-models/cms-models-xiangmu/src/main/resources/templates/typeTwo.docx
+++ b/cms-models/cms-models-xiangmu/src/main/resources/templates/typeTwo.docx
@@ -251,6 +251,10 @@
     </w:p>
     <w:p>
       <w:pPr>
+        <w:tabs>
+          <w:tab w:val="center" w:pos="1985"/>
+          <w:tab w:val="left" w:pos="3969"/>
+        </w:tabs>
         <w:spacing w:line="760" w:lineRule="exact"/>
         <w:ind w:firstLineChars="200" w:firstLine="600"/>
         <w:rPr>
@@ -275,7 +279,16 @@
           <w:sz w:val="30"/>
           <w:u w:val="single"/>
         </w:rPr>
-        <w:t xml:space="preserve">       </w:t>
+        <w:t xml:space="preserve">  </w:t>
+      </w:r>
+      <w:r>
+        <w:rPr>
+          <w:rFonts w:ascii="黑体" w:eastAsia="黑体" w:hAnsi="宋体"/>
+          <w:color w:val="000000"/>
+          <w:sz w:val="30"/>
+          <w:u w:val="single"/>
+        </w:rPr>
+        <w:tab/>
       </w:r>
       <w:r>
         <w:rPr>
@@ -352,6 +365,10 @@
     </w:p>
     <w:p>
       <w:pPr>
+        <w:tabs>
+          <w:tab w:val="center" w:pos="1985"/>
+          <w:tab w:val="left" w:pos="3969"/>
+        </w:tabs>
         <w:spacing w:line="760" w:lineRule="exact"/>
         <w:ind w:firstLineChars="200" w:firstLine="600"/>
         <w:jc w:val="left"/>
@@ -393,7 +410,25 @@
           <w:sz w:val="30"/>
           <w:u w:val="single"/>
         </w:rPr>
-        <w:t xml:space="preserve"> {{</w:t>
+        <w:t xml:space="preserve"> </w:t>
+      </w:r>
+      <w:r>
+        <w:rPr>
+          <w:rFonts w:ascii="黑体" w:eastAsia="黑体" w:hAnsi="宋体"/>
+          <w:color w:val="000000"/>
+          <w:sz w:val="30"/>
+          <w:u w:val="single"/>
+        </w:rPr>
+        <w:tab/>
+      </w:r>
+      <w:r>
+        <w:rPr>
+          <w:rFonts w:ascii="黑体" w:eastAsia="黑体" w:hAnsi="宋体" w:hint="eastAsia"/>
+          <w:color w:val="000000"/>
+          <w:sz w:val="30"/>
+          <w:u w:val="single"/>
+        </w:rPr>
+        <w:t>{{</w:t>
       </w:r>
       <w:r>
         <w:rPr>
@@ -434,6 +469,10 @@
     </w:p>
     <w:p>
       <w:pPr>
+        <w:tabs>
+          <w:tab w:val="center" w:pos="1985"/>
+          <w:tab w:val="left" w:pos="3969"/>
+        </w:tabs>
         <w:spacing w:line="760" w:lineRule="exact"/>
         <w:ind w:firstLineChars="200" w:firstLine="600"/>
         <w:jc w:val="left"/>
@@ -463,6 +502,24 @@
       </w:r>
       <w:r>
         <w:rPr>
+          <w:rFonts w:ascii="黑体" w:eastAsia="黑体" w:hAnsi="宋体"/>
+          <w:color w:val="000000"/>
+          <w:sz w:val="30"/>
+          <w:u w:val="single"/>
+        </w:rPr>
+        <w:tab/>
+      </w:r>
+      <w:r>
+        <w:rPr>
+          <w:rFonts w:ascii="黑体" w:eastAsia="黑体" w:hAnsi="宋体"/>
+          <w:color w:val="000000"/>
+          <w:sz w:val="30"/>
+          <w:u w:val="single"/>
+        </w:rPr>
+        <w:tab/>
+      </w:r>
+      <w:r>
+        <w:rPr>
           <w:rFonts w:ascii="黑体" w:eastAsia="黑体" w:hAnsi="宋体" w:hint="eastAsia"/>
           <w:color w:val="000000"/>
           <w:sz w:val="30"/>
@@ -536,6 +593,10 @@
     </w:p>
     <w:p>
       <w:pPr>
+        <w:tabs>
+          <w:tab w:val="center" w:pos="1985"/>
+          <w:tab w:val="left" w:pos="3969"/>
+        </w:tabs>
         <w:spacing w:line="760" w:lineRule="exact"/>
         <w:ind w:firstLineChars="200" w:firstLine="600"/>
         <w:jc w:val="left"/>
@@ -561,7 +622,34 @@
           <w:sz w:val="30"/>
           <w:u w:val="single"/>
         </w:rPr>
-        <w:t xml:space="preserve"> {{teacherName}}</w:t>
+        <w:t xml:space="preserve"> </w:t>
+      </w:r>
+      <w:r>
+        <w:rPr>
+          <w:rFonts w:ascii="黑体" w:eastAsia="黑体" w:hAnsi="宋体"/>
+          <w:color w:val="000000"/>
+          <w:sz w:val="30"/>
+          <w:u w:val="single"/>
+        </w:rPr>
+        <w:tab/>
+      </w:r>
+      <w:r>
+        <w:rPr>
+          <w:rFonts w:ascii="黑体" w:eastAsia="黑体" w:hAnsi="宋体"/>
+          <w:color w:val="000000"/>
+          <w:sz w:val="30"/>
+          <w:u w:val="single"/>
+        </w:rPr>
+        <w:tab/>
+      </w:r>
+      <w:r>
+        <w:rPr>
+          <w:rFonts w:ascii="黑体" w:eastAsia="黑体" w:hAnsi="宋体" w:hint="eastAsia"/>
+          <w:color w:val="000000"/>
+          <w:sz w:val="30"/>
+          <w:u w:val="single"/>
+        </w:rPr>
+        <w:t>{{teacherName}}</w:t>
       </w:r>
       <w:r>
         <w:rPr>
@@ -593,6 +681,10 @@
     </w:p>
     <w:p>
       <w:pPr>
+        <w:tabs>
+          <w:tab w:val="center" w:pos="1985"/>
+          <w:tab w:val="left" w:pos="3969"/>
+        </w:tabs>
         <w:spacing w:line="760" w:lineRule="exact"/>
         <w:ind w:firstLineChars="200" w:firstLine="600"/>
         <w:jc w:val="left"/>
@@ -622,6 +714,24 @@
       </w:r>
       <w:r>
         <w:rPr>
+          <w:rFonts w:ascii="黑体" w:eastAsia="黑体" w:hAnsi="宋体"/>
+          <w:color w:val="000000"/>
+          <w:sz w:val="30"/>
+          <w:u w:val="single"/>
+        </w:rPr>
+        <w:tab/>
+      </w:r>
+      <w:r>
+        <w:rPr>
+          <w:rFonts w:ascii="黑体" w:eastAsia="黑体" w:hAnsi="宋体"/>
+          <w:color w:val="000000"/>
+          <w:sz w:val="30"/>
+          <w:u w:val="single"/>
+        </w:rPr>
+        <w:tab/>
+      </w:r>
+      <w:r>
+        <w:rPr>
           <w:rFonts w:ascii="黑体" w:eastAsia="黑体" w:hAnsi="宋体" w:hint="eastAsia"/>
           <w:color w:val="000000"/>
           <w:sz w:val="30"/>
@@ -659,6 +769,10 @@
     </w:p>
     <w:p>
       <w:pPr>
+        <w:tabs>
+          <w:tab w:val="center" w:pos="1985"/>
+          <w:tab w:val="left" w:pos="3969"/>
+        </w:tabs>
         <w:spacing w:line="760" w:lineRule="exact"/>
         <w:ind w:firstLineChars="200" w:firstLine="600"/>
         <w:jc w:val="left"/>
@@ -692,7 +806,25 @@
           <w:sz w:val="30"/>
           <w:u w:val="single"/>
         </w:rPr>
-        <w:t xml:space="preserve"> {{</w:t>
+        <w:t xml:space="preserve"> </w:t>
+      </w:r>
+      <w:r>
+        <w:rPr>
+          <w:rFonts w:ascii="黑体" w:eastAsia="黑体" w:hAnsi="宋体"/>
+          <w:color w:val="000000"/>
+          <w:sz w:val="30"/>
+          <w:u w:val="single"/>
+        </w:rPr>
+        <w:tab/>
+      </w:r>
+      <w:r>
+        <w:rPr>
+          <w:rFonts w:ascii="黑体" w:eastAsia="黑体" w:hAnsi="宋体" w:hint="eastAsia"/>
+          <w:color w:val="000000"/>
+          <w:sz w:val="30"/>
+          <w:u w:val="single"/>
+        </w:rPr>
+        <w:t>{{</w:t>
       </w:r>
       <w:r>
         <w:rPr>
@@ -1458,7 +1590,7 @@
             <w:pPr>
               <w:jc w:val="center"/>
               <w:rPr>
-                <w:rFonts w:ascii="宋体" w:eastAsia="宋体" w:hAnsi="宋体"/>
+                <w:rFonts w:ascii="宋体" w:eastAsia="宋体" w:hAnsi="宋体" w:hint="eastAsia"/>
                 <w:sz w:val="24"/>
               </w:rPr>
             </w:pPr>
@@ -1517,20 +1649,7 @@
                 <w:rFonts w:hint="eastAsia"/>
                 <w:sz w:val="24"/>
               </w:rPr>
-              <w:t>一年期</w:t>
-            </w:r>
-            <w:r>
-              <w:rPr>
-                <w:sz w:val="24"/>
-              </w:rPr>
-              <w:t>/</w:t>
-            </w:r>
-            <w:r>
-              <w:rPr>
-                <w:rFonts w:hint="eastAsia"/>
-                <w:sz w:val="24"/>
-              </w:rPr>
-              <w:t>二年期</w:t>
+              <w:t>{{yearDate}}</w:t>
             </w:r>
           </w:p>
         </w:tc>
@@ -1573,7 +1692,7 @@
             <w:pPr>
               <w:jc w:val="center"/>
               <w:rPr>
-                <w:rFonts w:ascii="宋体" w:eastAsia="宋体" w:hAnsi="宋体"/>
+                <w:rFonts w:ascii="宋体" w:eastAsia="宋体" w:hAnsi="宋体" w:hint="eastAsia"/>
                 <w:sz w:val="24"/>
               </w:rPr>
             </w:pPr>
@@ -7781,7 +7900,6 @@
   <w:style w:type="character" w:default="1" w:styleId="a0">
     <w:name w:val="Default Paragraph Font"/>
     <w:uiPriority w:val="1"/>
-    <w:semiHidden/>
     <w:unhideWhenUsed/>
   </w:style>
   <w:style w:type="table" w:default="1" w:styleId="a1">
